--- a/Fase 2/Evidencias Proyecto/Evidencias de documentación/Gestión/Informe avance Proyecto APT.docx
+++ b/Fase 2/Evidencias Proyecto/Evidencias de documentación/Gestión/Informe avance Proyecto APT.docx
@@ -258,7 +258,13 @@
         <w:t>El proyecto "HidroPura System" se encuentra en estado adelantado respecto al cronograma planificado</w:t>
       </w:r>
       <w:r>
-        <w:t>. El equipo técnico ha consolidado la arquitectura base utilizando un motor de base de datos relacional (PostgreSQL), garantizando la integridad referencial requerida por los estándares de la industria. Se ha logrado un avance significativo como facilitador del proyecto, finalizando la maquetación del Front-end y la integración del asistente virtual (Chatbot) antes de lo previsto. Actualmente, los esfuerzos de desarrollo se concentran en la programación lógica del motor de agendamiento de citas.</w:t>
+        <w:t xml:space="preserve">. El equipo técnico ha consolidado la arquitectura base utilizando un motor de base de datos relacional (PostgreSQL), garantizando la integridad referencial requerida por los estándares de la industria. Se ha logrado un avance significativo como facilitador del proyecto, finalizando la maquetación del Front-end </w:t>
+      </w:r>
+      <w:r>
+        <w:t>y la configuración del asistente virtual (Chatbot) antes de lo previsto</w:t>
+      </w:r>
+      <w:r>
+        <w:t>. Actualmente, los esfuerzos de desarrollo se concentran en la programación lógica del motor de agendamiento de citas.</w:t>
       </w:r>
     </w:p>
     <w:p>
@@ -446,20 +452,7 @@
         <w:spacing w:before="240"/>
       </w:pPr>
       <w:r>
-        <w:t xml:space="preserve">Configuración e integración del </w:t>
-      </w:r>
-      <w:r>
-        <w:t>Chatbot IA (asistente de la plataforma Tencavox) en las vistas públicas:</w:t>
-      </w:r>
-      <w:r>
-        <w:t xml:space="preserve"> </w:t>
-      </w:r>
-      <w:r>
-        <w:rPr>
-          <w:b/>
-          <w:bCs/>
-        </w:rPr>
-        <w:t>Completado.</w:t>
+        <w:t>Chatbot IA: configurado en la plataforma Tencavox (completado); falta incrustar su widget en las vistas públicas (pendiente, Incremento 3).</w:t>
       </w:r>
     </w:p>
     <w:p>
@@ -572,7 +565,13 @@
         <w:t>Facilitadores:</w:t>
       </w:r>
       <w:r>
-        <w:t xml:space="preserve"> El exhaustivo diseño del Modelo Relacional durante la Fase 1 permitió codificar el esquema SQL de forma rápida y sin ambigüedades arquitectónicas. Asimismo, la fluidez en el desarrollo de la interfaz de usuario permitió adelantar la integración tecnológica del Chatbot, liberando carga para las semanas finales.</w:t>
+        <w:t xml:space="preserve"> El exhaustivo diseño del Modelo Relacional durante la Fase 1 permitió codificar el esquema SQL de forma rápida y sin ambigüedades arquitectónicas. Asimismo, la fluidez en el desarrollo de la interfaz de usuario </w:t>
+      </w:r>
+      <w:r>
+        <w:t>permitió adelantar la configuración del Chatbot</w:t>
+      </w:r>
+      <w:r>
+        <w:t>, liberando carga para las semanas finales.</w:t>
       </w:r>
     </w:p>
     <w:p>
@@ -710,7 +709,25 @@
         <w:rPr>
           <w:iCs/>
         </w:rPr>
-        <w:t>Script oficial de la base de datos en este repositorio (Fase 2/hidropura.sql), código fuente del Front-end en el repositorio privado hidropura-web y versión desplegada en Google Cloud Run. El Chatbot se configuró en la plataforma Tencavox.</w:t>
+        <w:t xml:space="preserve">Script oficial de la base de datos en este repositorio </w:t>
+      </w:r>
+      <w:r>
+        <w:rPr>
+          <w:iCs/>
+        </w:rPr>
+        <w:t>(Fase 2/Evidencias Proyecto/Evidencias de sistema/Base de datos/hidropura.sql)</w:t>
+      </w:r>
+      <w:r>
+        <w:rPr>
+          <w:iCs/>
+        </w:rPr>
+        <w:t xml:space="preserve">, código fuente del Front-end en el repositorio privado hidropura-web y versión desplegada en Google Cloud Run. </w:t>
+      </w:r>
+      <w:r>
+        <w:rPr>
+          <w:iCs/>
+        </w:rPr>
+        <w:t>El Chatbot se configuró en la plataforma Tencavox; falta incrustar su widget en el sitio.</w:t>
       </w:r>
     </w:p>
     <w:p>
